--- a/applications/agromavericks/Wasswa_Wilson_CV_AgroMavericks.docx
+++ b/applications/agromavericks/Wasswa_Wilson_CV_AgroMavericks.docx
@@ -60,7 +60,8 @@
     </w:p>
     <w:p>
       <w:pPr>
-        <w:spacing w:before="200" w:after="80"/>
+        <w:keepNext/>
+        <w:spacing w:before="160" w:after="40"/>
         <w:pBdr>
           <w:bottom w:val="single" w:sz="12" w:space="1" w:color="1A6B5C"/>
         </w:pBdr>
@@ -84,12 +85,13 @@
           <w:rFonts w:ascii="Calibri" w:hAnsi="Calibri"/>
           <w:sz w:val="21"/>
         </w:rPr>
-        <w:t>I am a full-stack developer based in Kampala. I build web and mobile apps, and I have worked with the main tools listed in this job: Next.js, TypeScript, Tailwind CSS, React Native and Expo, Convex, Better Auth, Resend, WhatsApp messaging, Bunny.net, Vercel, and EAS. I also use Node.js, SQL databases, Prisma, JWT and role-based access, testing tools, and CI/CD. On top of that I have solid experience with Java, PHP, MySQL, Azure, and AWS. Right now I lead software work at FairBanks Medical Centre on FCHIP and hospital systems. I have also built and deployed an AI reception agent for a law firm in Texas that answers calls, manages appointments, and follows up with clients. Before that I built school and clinic software, and I also spent several years managing biomedical programmes in hospitals.</w:t>
+        <w:t>I am a full-stack developer based in Kampala, building web and mobile apps, APIs, authentication, messaging, cloud deployments, and automated testing. I am the Founder and Developer of HOSSPI (https://hosspi.com/), a hospital management platform connecting patient records, clinical workflows, billing, biomedical engineering, and live analytics. At FairBanks Medical Centre, I lead FCHIP development and analyse health data using Python and SQL, data-quality checks, and reporting dashboards. I also built and deployed an AI reception agent for a law firm in Texas, handling calls, appointments, and client follow-up. As Biomedical Programs Manager at Gould Family Foundation (GFF), I led biomedical engineers and technicians across Uganda, Kenya, Tanzania, Burundi, Malawi, Somaliland, and Rwanda.</w:t>
       </w:r>
     </w:p>
     <w:p>
       <w:pPr>
-        <w:spacing w:before="200" w:after="80"/>
+        <w:keepNext/>
+        <w:spacing w:before="160" w:after="40"/>
         <w:pBdr>
           <w:bottom w:val="single" w:sz="12" w:space="1" w:color="1A6B5C"/>
         </w:pBdr>
@@ -182,7 +184,8 @@
     </w:p>
     <w:p>
       <w:pPr>
-        <w:spacing w:before="200" w:after="80"/>
+        <w:keepNext/>
+        <w:spacing w:before="160" w:after="40"/>
         <w:pBdr>
           <w:bottom w:val="single" w:sz="12" w:space="1" w:color="1A6B5C"/>
         </w:pBdr>
@@ -208,7 +211,7 @@
           <w:color w:val="222222"/>
           <w:sz w:val="21"/>
         </w:rPr>
-        <w:t>Lead Software Developer, FairBanks Medical Centre (FCHIP)</w:t>
+        <w:t>Lead Software Developer and Data Analyst, FairBanks Medical Centre (FCHIP)</w:t>
       </w:r>
     </w:p>
     <w:p>
@@ -227,7 +230,7 @@
     <w:p>
       <w:pPr>
         <w:pStyle w:val="ListBullet"/>
-        <w:spacing w:after="40" w:before="0"/>
+        <w:spacing w:after="20" w:before="0"/>
         <w:ind w:left="288"/>
       </w:pPr>
       <w:r>
@@ -241,7 +244,21 @@
     <w:p>
       <w:pPr>
         <w:pStyle w:val="ListBullet"/>
-        <w:spacing w:after="40" w:before="0"/>
+        <w:spacing w:after="20" w:before="0"/>
+        <w:ind w:left="288"/>
+      </w:pPr>
+      <w:r>
+        <w:rPr>
+          <w:rFonts w:ascii="Calibri" w:hAnsi="Calibri"/>
+          <w:sz w:val="20"/>
+        </w:rPr>
+        <w:t>Analyse FCHIP health data in Python and SQL, define indicators and data-quality checks, and build dashboards for management reporting.</w:t>
+      </w:r>
+    </w:p>
+    <w:p>
+      <w:pPr>
+        <w:pStyle w:val="ListBullet"/>
+        <w:spacing w:after="20" w:before="0"/>
         <w:ind w:left="288"/>
       </w:pPr>
       <w:r>
@@ -255,7 +272,7 @@
     <w:p>
       <w:pPr>
         <w:pStyle w:val="ListBullet"/>
-        <w:spacing w:after="40" w:before="0"/>
+        <w:spacing w:after="20" w:before="0"/>
         <w:ind w:left="288"/>
       </w:pPr>
       <w:r>
@@ -268,7 +285,8 @@
     </w:p>
     <w:p>
       <w:pPr>
-        <w:spacing w:before="200" w:after="80"/>
+        <w:keepNext/>
+        <w:spacing w:before="160" w:after="40"/>
         <w:pBdr>
           <w:bottom w:val="single" w:sz="12" w:space="1" w:color="1A6B5C"/>
         </w:pBdr>
@@ -281,6 +299,61 @@
           <w:sz w:val="22"/>
         </w:rPr>
         <w:t>SOFTWARE PROJECTS</w:t>
+      </w:r>
+    </w:p>
+    <w:p>
+      <w:pPr>
+        <w:spacing w:before="120" w:after="20"/>
+      </w:pPr>
+      <w:r>
+        <w:rPr>
+          <w:rFonts w:ascii="Calibri" w:hAnsi="Calibri"/>
+          <w:b/>
+          <w:color w:val="222222"/>
+          <w:sz w:val="21"/>
+        </w:rPr>
+        <w:t>HOSSPI (hospital management platform)</w:t>
+      </w:r>
+    </w:p>
+    <w:p>
+      <w:pPr>
+        <w:spacing w:before="0" w:after="40"/>
+      </w:pPr>
+      <w:r>
+        <w:rPr>
+          <w:i/>
+          <w:color w:val="555555"/>
+          <w:sz w:val="19"/>
+        </w:rPr>
+        <w:t>Founder and Developer | Current | https://hosspi.com/</w:t>
+      </w:r>
+    </w:p>
+    <w:p>
+      <w:pPr>
+        <w:pStyle w:val="ListBullet"/>
+        <w:spacing w:after="20" w:before="0"/>
+        <w:ind w:left="288"/>
+      </w:pPr>
+      <w:r>
+        <w:rPr>
+          <w:rFonts w:ascii="Calibri" w:hAnsi="Calibri"/>
+          <w:sz w:val="20"/>
+        </w:rPr>
+        <w:t>Founded and developed a platform connecting shared patient records, clinical, laboratory and pharmacy workflows, billing and finance, and biomedical engineering.</w:t>
+      </w:r>
+    </w:p>
+    <w:p>
+      <w:pPr>
+        <w:pStyle w:val="ListBullet"/>
+        <w:spacing w:after="20" w:before="0"/>
+        <w:ind w:left="288"/>
+      </w:pPr>
+      <w:r>
+        <w:rPr>
+          <w:rFonts w:ascii="Calibri" w:hAnsi="Calibri"/>
+          <w:sz w:val="20"/>
+        </w:rPr>
+        <w:t>Integrated role-based permissions, multi-facility management, and live analytics.</w:t>
       </w:r>
     </w:p>
     <w:p>
@@ -313,7 +386,7 @@
     <w:p>
       <w:pPr>
         <w:pStyle w:val="ListBullet"/>
-        <w:spacing w:after="40" w:before="0"/>
+        <w:spacing w:after="20" w:before="0"/>
         <w:ind w:left="288"/>
       </w:pPr>
       <w:r>
@@ -321,35 +394,7 @@
           <w:rFonts w:ascii="Calibri" w:hAnsi="Calibri"/>
           <w:sz w:val="20"/>
         </w:rPr>
-        <w:t>Built and deployed an AI reception agent for a law firm in Texas that handles incoming client calls in live use.</w:t>
-      </w:r>
-    </w:p>
-    <w:p>
-      <w:pPr>
-        <w:pStyle w:val="ListBullet"/>
-        <w:spacing w:after="40" w:before="0"/>
-        <w:ind w:left="288"/>
-      </w:pPr>
-      <w:r>
-        <w:rPr>
-          <w:rFonts w:ascii="Calibri" w:hAnsi="Calibri"/>
-          <w:sz w:val="20"/>
-        </w:rPr>
-        <w:t>The agent manages appointments (book, reschedule, and related scheduling) so staff spend less time on the phone.</w:t>
-      </w:r>
-    </w:p>
-    <w:p>
-      <w:pPr>
-        <w:pStyle w:val="ListBullet"/>
-        <w:spacing w:after="40" w:before="0"/>
-        <w:ind w:left="288"/>
-      </w:pPr>
-      <w:r>
-        <w:rPr>
-          <w:rFonts w:ascii="Calibri" w:hAnsi="Calibri"/>
-          <w:sz w:val="20"/>
-        </w:rPr>
-        <w:t>It also follows up with clients after contact, helping the firm stay on top of leads and ongoing matters.</w:t>
+        <w:t>Built and deployed an AI reception agent in active use at a Texas law firm, handling incoming calls, appointment booking and rescheduling, and client follow-up.</w:t>
       </w:r>
     </w:p>
     <w:p>
@@ -382,7 +427,7 @@
     <w:p>
       <w:pPr>
         <w:pStyle w:val="ListBullet"/>
-        <w:spacing w:after="40" w:before="0"/>
+        <w:spacing w:after="20" w:before="0"/>
         <w:ind w:left="288"/>
       </w:pPr>
       <w:r>
@@ -396,7 +441,7 @@
     <w:p>
       <w:pPr>
         <w:pStyle w:val="ListBullet"/>
-        <w:spacing w:after="40" w:before="0"/>
+        <w:spacing w:after="20" w:before="0"/>
         <w:ind w:left="288"/>
       </w:pPr>
       <w:r>
@@ -404,21 +449,7 @@
           <w:rFonts w:ascii="Calibri" w:hAnsi="Calibri"/>
           <w:sz w:val="20"/>
         </w:rPr>
-        <w:t>Joined requirement talks, built UI pieces, plugged in third-party tools, and helped with testing and upgrades.</w:t>
-      </w:r>
-    </w:p>
-    <w:p>
-      <w:pPr>
-        <w:pStyle w:val="ListBullet"/>
-        <w:spacing w:after="40" w:before="0"/>
-        <w:ind w:left="288"/>
-      </w:pPr>
-      <w:r>
-        <w:rPr>
-          <w:rFonts w:ascii="Calibri" w:hAnsi="Calibri"/>
-          <w:sz w:val="20"/>
-        </w:rPr>
-        <w:t>Trained users and wrote simple manuals so staff could run the system themselves.</w:t>
+        <w:t>Gathered requirements, built UI components and integrations, tested and upgraded the system, trained users, and wrote manuals.</w:t>
       </w:r>
     </w:p>
     <w:p>
@@ -451,7 +482,7 @@
     <w:p>
       <w:pPr>
         <w:pStyle w:val="ListBullet"/>
-        <w:spacing w:after="40" w:before="0"/>
+        <w:spacing w:after="20" w:before="0"/>
         <w:ind w:left="288"/>
       </w:pPr>
       <w:r>
@@ -465,7 +496,7 @@
     <w:p>
       <w:pPr>
         <w:pStyle w:val="ListBullet"/>
-        <w:spacing w:after="40" w:before="0"/>
+        <w:spacing w:after="20" w:before="0"/>
         <w:ind w:left="288"/>
       </w:pPr>
       <w:r>
@@ -506,7 +537,7 @@
     <w:p>
       <w:pPr>
         <w:pStyle w:val="ListBullet"/>
-        <w:spacing w:after="40" w:before="0"/>
+        <w:spacing w:after="20" w:before="0"/>
         <w:ind w:left="288"/>
       </w:pPr>
       <w:r>
@@ -520,7 +551,7 @@
     <w:p>
       <w:pPr>
         <w:pStyle w:val="ListBullet"/>
-        <w:spacing w:after="40" w:before="0"/>
+        <w:spacing w:after="20" w:before="0"/>
         <w:ind w:left="288"/>
       </w:pPr>
       <w:r>
@@ -533,7 +564,8 @@
     </w:p>
     <w:p>
       <w:pPr>
-        <w:spacing w:before="200" w:after="80"/>
+        <w:keepNext/>
+        <w:spacing w:before="160" w:after="40"/>
         <w:pBdr>
           <w:bottom w:val="single" w:sz="12" w:space="1" w:color="1A6B5C"/>
         </w:pBdr>
@@ -578,7 +610,7 @@
     <w:p>
       <w:pPr>
         <w:pStyle w:val="ListBullet"/>
-        <w:spacing w:after="40" w:before="0"/>
+        <w:spacing w:after="20" w:before="0"/>
         <w:ind w:left="288"/>
       </w:pPr>
       <w:r>
@@ -586,13 +618,13 @@
           <w:rFonts w:ascii="Calibri" w:hAnsi="Calibri"/>
           <w:sz w:val="20"/>
         </w:rPr>
-        <w:t>Ran biomedical programmes across several health facilities: planning, buying, installing, and commissioning equipment.</w:t>
+        <w:t>Led biomedical engineers and technicians across Uganda, Kenya, Tanzania, Burundi, Malawi, Somaliland, and Rwanda, directing biomedical programme planning, equipment procurement, installation, and commissioning.</w:t>
       </w:r>
     </w:p>
     <w:p>
       <w:pPr>
         <w:pStyle w:val="ListBullet"/>
-        <w:spacing w:after="40" w:before="0"/>
+        <w:spacing w:after="20" w:before="0"/>
         <w:ind w:left="288"/>
       </w:pPr>
       <w:r>
@@ -600,7 +632,7 @@
           <w:rFonts w:ascii="Calibri" w:hAnsi="Calibri"/>
           <w:sz w:val="20"/>
         </w:rPr>
-        <w:t>Trained engineers and technicians and kept work in line with healthcare tech standards.</w:t>
+        <w:t>Trained and supported engineering teams and kept work in line with healthcare technology standards.</w:t>
       </w:r>
     </w:p>
     <w:p>
@@ -633,7 +665,7 @@
     <w:p>
       <w:pPr>
         <w:pStyle w:val="ListBullet"/>
-        <w:spacing w:after="40" w:before="0"/>
+        <w:spacing w:after="20" w:before="0"/>
         <w:ind w:left="288"/>
       </w:pPr>
       <w:r>
@@ -647,7 +679,7 @@
     <w:p>
       <w:pPr>
         <w:pStyle w:val="ListBullet"/>
-        <w:spacing w:after="40" w:before="0"/>
+        <w:spacing w:after="20" w:before="0"/>
         <w:ind w:left="288"/>
       </w:pPr>
       <w:r>
@@ -688,7 +720,7 @@
     <w:p>
       <w:pPr>
         <w:pStyle w:val="ListBullet"/>
-        <w:spacing w:after="40" w:before="0"/>
+        <w:spacing w:after="20" w:before="0"/>
         <w:ind w:left="288"/>
       </w:pPr>
       <w:r>
@@ -701,7 +733,8 @@
     </w:p>
     <w:p>
       <w:pPr>
-        <w:spacing w:before="200" w:after="80"/>
+        <w:keepNext/>
+        <w:spacing w:before="160" w:after="40"/>
         <w:pBdr>
           <w:bottom w:val="single" w:sz="12" w:space="1" w:color="1A6B5C"/>
         </w:pBdr>
@@ -746,7 +779,7 @@
     <w:p>
       <w:pPr>
         <w:pStyle w:val="ListBullet"/>
-        <w:spacing w:after="40" w:before="0"/>
+        <w:spacing w:after="20" w:before="0"/>
         <w:ind w:left="288"/>
       </w:pPr>
       <w:r>
@@ -787,7 +820,7 @@
     <w:p>
       <w:pPr>
         <w:pStyle w:val="ListBullet"/>
-        <w:spacing w:after="40" w:before="0"/>
+        <w:spacing w:after="20" w:before="0"/>
         <w:ind w:left="288"/>
       </w:pPr>
       <w:r>
@@ -800,7 +833,8 @@
     </w:p>
     <w:p>
       <w:pPr>
-        <w:spacing w:before="200" w:after="80"/>
+        <w:keepNext/>
+        <w:spacing w:before="160" w:after="40"/>
         <w:pBdr>
           <w:bottom w:val="single" w:sz="12" w:space="1" w:color="1A6B5C"/>
         </w:pBdr>
@@ -892,7 +926,8 @@
     </w:p>
     <w:p>
       <w:pPr>
-        <w:spacing w:before="200" w:after="80"/>
+        <w:keepNext/>
+        <w:spacing w:before="160" w:after="40"/>
         <w:pBdr>
           <w:bottom w:val="single" w:sz="12" w:space="1" w:color="1A6B5C"/>
         </w:pBdr>
@@ -1316,6 +1351,9 @@
     <w:name w:val="Normal"/>
     <w:qFormat/>
     <w:rsid w:val="00FC693F"/>
+    <w:pPr>
+      <w:spacing w:line="240" w:lineRule="auto"/>
+    </w:pPr>
     <w:rPr>
       <w:rFonts w:ascii="Calibri" w:hAnsi="Calibri" w:eastAsia="Calibri"/>
       <w:sz w:val="21"/>

--- a/applications/agromavericks/Wasswa_Wilson_CV_AgroMavericks.docx
+++ b/applications/agromavericks/Wasswa_Wilson_CV_AgroMavericks.docx
@@ -85,7 +85,7 @@
           <w:rFonts w:ascii="Calibri" w:hAnsi="Calibri"/>
           <w:sz w:val="21"/>
         </w:rPr>
-        <w:t>I am a full-stack developer based in Kampala, building web and mobile apps, APIs, authentication, messaging, cloud deployments, and automated testing. I am the Founder and Developer of HOSSPI (https://hosspi.com/), a hospital management platform connecting patient records, clinical workflows, billing, biomedical engineering, and live analytics. At FairBanks Medical Centre, I lead FCHIP development and analyse health data using Python and SQL, data-quality checks, and reporting dashboards. I also built and deployed an AI reception agent for a law firm in Texas, handling calls, appointments, and client follow-up. As Biomedical Programs Manager at Gould Family Foundation (GFF), I led biomedical engineers and technicians across Uganda, Kenya, Tanzania, Burundi, Malawi, Somaliland, and Rwanda.</w:t>
+        <w:t>I am a full-stack developer and data analyst with hospital, programme management, and research experience. I am the Founder and Developer of HOSSPI (https://hosspi.com/), a hospital management platform connecting patient records, clinical workflows, billing, biomedical engineering, and live analytics. My software work also includes Shulekeeper, endoscopy reporting, Wekebere, and an AI reception agent deployed at a Texas law firm. As Biomedical Programs Manager at Gould Family Foundation (GFF), I led biomedical engineers and technicians across Uganda, Kenya, Tanzania, Burundi, Malawi, Somaliland, and Rwanda. At IHK, I developed oxygen-consumption models and maintained compliance evidence; at UVRI, I analysed laboratory data and built Python research pipelines. My current FCHIP role at FairBanks combines software development with Python and SQL analysis, data-quality checks, and reporting dashboards.</w:t>
       </w:r>
     </w:p>
     <w:p>
@@ -238,7 +238,7 @@
           <w:rFonts w:ascii="Calibri" w:hAnsi="Calibri"/>
           <w:sz w:val="20"/>
         </w:rPr>
-        <w:t>Lead FCHIP development: tools that help FairBanks follow and improve community health work around the medical centre.</w:t>
+        <w:t>Lead FCHIP development and maintain FairBanks hospital and clinic software supporting community health and clinical workflows.</w:t>
       </w:r>
     </w:p>
     <w:p>
@@ -253,20 +253,6 @@
           <w:sz w:val="20"/>
         </w:rPr>
         <w:t>Analyse FCHIP health data in Python and SQL, define indicators and data-quality checks, and build dashboards for management reporting.</w:t>
-      </w:r>
-    </w:p>
-    <w:p>
-      <w:pPr>
-        <w:pStyle w:val="ListBullet"/>
-        <w:spacing w:after="20" w:before="0"/>
-        <w:ind w:left="288"/>
-      </w:pPr>
-      <w:r>
-        <w:rPr>
-          <w:rFonts w:ascii="Calibri" w:hAnsi="Calibri"/>
-          <w:sz w:val="20"/>
-        </w:rPr>
-        <w:t>Build and maintain hospital and clinic software used by staff day to day.</w:t>
       </w:r>
     </w:p>
     <w:p>
@@ -632,7 +618,7 @@
           <w:rFonts w:ascii="Calibri" w:hAnsi="Calibri"/>
           <w:sz w:val="20"/>
         </w:rPr>
-        <w:t>Trained and supported engineering teams and kept work in line with healthcare technology standards.</w:t>
+        <w:t>Trained biomedical engineers and technicians and clinical users, including doctors, nurses, and apprentices, on equipment use and care; upheld healthcare technology standards.</w:t>
       </w:r>
     </w:p>
     <w:p>
@@ -687,7 +673,7 @@
           <w:rFonts w:ascii="Calibri" w:hAnsi="Calibri"/>
           <w:sz w:val="20"/>
         </w:rPr>
-        <w:t>Set up preventive maintenance routines and supported the hospital through COHSASA accreditation.</w:t>
+        <w:t>Developed oxygen-consumption models for capacity and stock planning; maintained preventive maintenance schedules, service records, and COHSASA compliance evidence.</w:t>
       </w:r>
     </w:p>
     <w:p>
@@ -787,7 +773,7 @@
           <w:rFonts w:ascii="Calibri" w:hAnsi="Calibri"/>
           <w:sz w:val="20"/>
         </w:rPr>
-        <w:t>Supported biomedical research and lab data work.</w:t>
+        <w:t>Analysed laboratory data, developed mathematical models and research pipelines in Python, and documented research-data quality.</w:t>
       </w:r>
     </w:p>
     <w:p>

--- a/applications/agromavericks/Wasswa_Wilson_CV_AgroMavericks.docx
+++ b/applications/agromavericks/Wasswa_Wilson_CV_AgroMavericks.docx
@@ -604,7 +604,7 @@
           <w:rFonts w:ascii="Calibri" w:hAnsi="Calibri"/>
           <w:sz w:val="20"/>
         </w:rPr>
-        <w:t>Led biomedical engineers and technicians across Uganda, Kenya, Tanzania, Burundi, Malawi, Somaliland, and Rwanda, directing biomedical programme planning, equipment procurement, installation, and commissioning.</w:t>
+        <w:t>Led biomedical engineers and technicians across Uganda, Kenya, Tanzania, Burundi, Malawi, Somaliland, and Rwanda; coordinated equipment inventory, planning, assessment, technical advisory, procurement, installation, and commissioning.</w:t>
       </w:r>
     </w:p>
     <w:p>
@@ -619,6 +619,20 @@
           <w:sz w:val="20"/>
         </w:rPr>
         <w:t>Trained biomedical engineers and technicians and clinical users, including doctors, nurses, and apprentices, on equipment use and care; upheld healthcare technology standards.</w:t>
+      </w:r>
+    </w:p>
+    <w:p>
+      <w:pPr>
+        <w:pStyle w:val="ListBullet"/>
+        <w:spacing w:after="20" w:before="0"/>
+        <w:ind w:left="288"/>
+      </w:pPr>
+      <w:r>
+        <w:rPr>
+          <w:rFonts w:ascii="Calibri" w:hAnsi="Calibri"/>
+          <w:sz w:val="20"/>
+        </w:rPr>
+        <w:t>Led the NICU upgrade at Mama Lucy Kibaki Hospital, Nairobi, Kenya, and developed standard operating procedures (SOPs) for supported equipment in partner facilities.</w:t>
       </w:r>
     </w:p>
     <w:p>
@@ -659,7 +673,7 @@
           <w:rFonts w:ascii="Calibri" w:hAnsi="Calibri"/>
           <w:sz w:val="20"/>
         </w:rPr>
-        <w:t>Managed biomedical work for a large private hospital, including CT, oxygen plant, X-ray, and ICU projects.</w:t>
+        <w:t>Led IHK upgrades of theatre, laboratory, NICU, and oxygen plant, and installation of a 64-slice CT scanner and digital X-ray; supported ICU equipment projects.</w:t>
       </w:r>
     </w:p>
     <w:p>
